--- a/eng/docx/66.content.docx
+++ b/eng/docx/66.content.docx
@@ -7,6 +7,15 @@
       <w:r/>
     </w:p>
     <w:p>
+      <w:pPr>
+        <w:pStyle w:val="Heading2"/>
+      </w:pPr>
+      <w:r>
+        <w:t>Resource: Study Notes (Tyndale)</w:t>
+      </w:r>
+      <w:r/>
+    </w:p>
+    <w:p>
       <w:r/>
       <w:r>
         <w:rPr>
@@ -46,7 +55,7 @@
         <w:pStyle w:val="Heading1"/>
       </w:pPr>
       <w:r>
-        <w:t>Aquifer Open Study Notes</w:t>
+        <w:t>Study Notes (Tyndale)</w:t>
       </w:r>
     </w:p>
     <w:p>
@@ -55,6 +64,51 @@
           <w:headerReference w:type="even" r:id="rId8"/>
           <w:headerReference w:type="default" r:id="rId9"/>
           <w:footerReference w:type="default" r:id="rId10"/>
+          <w:footnotePr>
+            <w:numRestart w:val="eachSect"/>
+          </w:footnotePr>
+          <w:type w:val="continuous"/>
+          <w:pgSz w:w="12240" w:h="15840" w:code="1"/>
+          <w:pgMar w:top="1440" w:right="1440" w:bottom="1440" w:left="1440" w:header="504" w:footer="504" w:gutter="0"/>
+          <w:cols w:space="708"/>
+          <w:titlePg/>
+          <w:docGrid w:linePitch="360"/>
+        </w:sectPr>
+      </w:pPr>
+    </w:p>
+    <w:p>
+      <w:r/>
+    </w:p>
+    <w:p>
+      <w:pPr>
+        <w:pStyle w:val="Heading2"/>
+      </w:pPr>
+      <w:r>
+        <w:t>REV</w:t>
+      </w:r>
+      <w:r/>
+    </w:p>
+    <w:p>
+      <w:r/>
+      <w:r>
+        <w:rPr>
+          <w:i/>
+        </w:rPr>
+        <w:t>Revelation 1:1, Revelation 1:1–11, Revelation 1:2, Revelation 1:3, Revelation 1:4, Revelation 1:4–8, Revelation 1:5, Revelation 1:5–6, Revelation 1:8, Revelation 1:9, Revelation 1:9–11, Revelation 1:10, Revelation 1:11, Revelation 1:12, Revelation 1:12–20, Revelation 1:13, Revelation 1:14, Revelation 1:15, Revelation 1:16, Revelation 1:17, Revelation 1:18, Revelation 1:19, Revelation 1:20, Revelation 2:1, Revelation 2:1–7, Revelation 2:1–3.22, Revelation 2:2–3, Revelation 2:4, Revelation 2:5, Revelation 2:6, Revelation 2:7, Revelation 2:8, Revelation 2:8–11, Revelation 2:9, Revelation 2:10, Revelation 2:11, Revelation 2:12, Revelation 2:12–17, Revelation 2:13, Revelation 2:14–15, Revelation 2:17, Revelation 2:18, Revelation 2:18–29, Revelation 2:19, Revelation 2:20–21, Revelation 2:21, Revelation 2:22–23, Revelation 2:24, Revelation 2:26–28, Revelation 3:1, Revelation 3:1–6, Revelation 3:2–3, Revelation 3:4, Revelation 3:5, Revelation 3:7, Revelation 3:7–13, Revelation 3:8, Revelation 3:9, Revelation 3:10, Revelation 3:11, Revelation 3:12, Revelation 3:14, Revelation 3:14–22, Revelation 3:15–16, Revelation 3:17, Revelation 3:18, Revelation 3:19, Revelation 3:20, Revelation 3:21, Revelation 4:1, Revelation 4:1–11, Revelation 4:1–5.14, Revelation 4:2, Revelation 4:3, Revelation 4:4, Revelation 4:5, Revelation 4:6, Revelation 4:7, Revelation 4:8, Revelation 4:9–11, Revelation 4:11, Revelation 5:1, Revelation 5:1–14, Revelation 5:2–3, Revelation 5:4, Revelation 5:5, Revelation 5:6, Revelation 5:8, Revelation 5:9–10, Revelation 5:10, Revelation 5:11–12, Revelation 5:12, Revelation 5:13, Revelation 5:14, Revelation 6:1–8, Revelation 6:1–8.1, Revelation 6:1–16.21, Revelation 6:2, Revelation 6:3–4, Revelation 6:5–6, Revelation 6:7–8, Revelation 6:9, Revelation 6:9–11, Revelation 6:10, Revelation 6:11, Revelation 6:12–14, Revelation 6:12–17, Revelation 6:15–17, Revelation 7:1–3, Revelation 7:1–8, Revelation 7:1–17, Revelation 7:4–8, Revelation 7:9, Revelation 7:9–17, Revelation 7:10, Revelation 7:11–12, Revelation 7:14, Revelation 7:15, Revelation 7:16–17, Revelation 8:1, Revelation 8:2, Revelation 8:2–6, Revelation 8:2–11.19, Revelation 8:3–4, Revelation 8:5, Revelation 8:7, Revelation 8:7–12, Revelation 8:8–9, Revelation 8:10–11, Revelation 8:12, Revelation 8:13, Revelation 9:1–12, Revelation 9:1–21, Revelation 9:2, Revelation 9:3–4, Revelation 9:5, Revelation 9:7–10, Revelation 9:11, Revelation 9:13–14, Revelation 9:15, Revelation 9:16, Revelation 9:17–19, Revelation 9:20–21, Revelation 10:1, Revelation 10:1–11.14, Revelation 10:2–3, Revelation 10:4, Revelation 10:5–6, Revelation 10:7, Revelation 10:8–10, Revelation 10:11, Revelation 11:1, Revelation 11:1–13, Revelation 11:2–3, Revelation 11:3, Revelation 11:4, Revelation 11:5, Revelation 11:6, Revelation 11:7–8, Revelation 11:8, Revelation 11:9, Revelation 11:10, Revelation 11:11, Revelation 11:12, Revelation 11:13, Revelation 11:15, Revelation 11:15–19, Revelation 11:16–18, Revelation 11:17, Revelation 11:18, Revelation 11:19, Revelation 12:1, Revelation 12:1–17, Revelation 12:1–14.20, Revelation 12:2, Revelation 12:3–4, Revelation 12:5, Revelation 12:6, Revelation 12:7–9, Revelation 12:10–11, Revelation 12:13, Revelation 12:14, Revelation 12:15–16, Revelation 12:17, Revelation 12:18, Revelation 12:18–13.18, Revelation 13:1, Revelation 13:1–10, Revelation 13:2, Revelation 13:3, Revelation 13:5, Revelation 13:5–8, Revelation 13:7, Revelation 13:8, Revelation 13:9–10, Revelation 13:10, Revelation 13:11, Revelation 13:11–18, Revelation 13:12, Revelation 13:12–15, Revelation 13:13–15, Revelation 13:14–15, Revelation 13:16–17, Revelation 13:18, Revelation 14:1, Revelation 14:1–5, Revelation 14:2–3, Revelation 14:4–5, Revelation 14:6–7, Revelation 14:6–13, Revelation 14:8, Revelation 14:9–11, Revelation 14:12, Revelation 14:13, Revelation 14:14, Revelation 14:14–20, Revelation 14:15–18, Revelation 14:18–20, Revelation 15:1, Revelation 15:1–16.21, Revelation 15:2, Revelation 15:3, Revelation 15:3–4, Revelation 15:4, Revelation 15:5–6, Revelation 15:7, Revelation 15:8, Revelation 16:1, Revelation 16:1–21, Revelation 16:2, Revelation 16:3–4, Revelation 16:5–6, Revelation 16:6, Revelation 16:7, Revelation 16:8–9, Revelation 16:10–11, Revelation 16:12, Revelation 16:13–14, Revelation 16:15, Revelation 16:16, Revelation 16:17, Revelation 16:18–20, Revelation 16:21, Revelation 17:1, Revelation 17:1–19.10, Revelation 17:2, Revelation 17:3–4, Revelation 17:5, Revelation 17:6, Revelation 17:7, Revelation 17:8, Revelation 17:8–11, Revelation 17:9, Revelation 17:10–11, Revelation 17:12–13, Revelation 17:14, Revelation 17:15–16, Revelation 17:17, Revelation 18:1, Revelation 18:1–3, Revelation 18:1–24, Revelation 18:2, Revelation 18:3, Revelation 18:4, Revelation 18:4–8, Revelation 18:5, Revelation 18:6, Revelation 18:7, Revelation 18:8, Revelation 18:9–10, Revelation 18:9–19, Revelation 18:10, Revelation 18:11–17, Revelation 18:12–13, Revelation 18:13, Revelation 18:14–17, Revelation 18:17–19, Revelation 18:20, Revelation 18:21, Revelation 18:21–24, Revelation 18:23, Revelation 19:1–2, Revelation 19:1–10, Revelation 19:2, Revelation 19:3, Revelation 19:4, Revelation 19:6–8, Revelation 19:7, Revelation 19:8, Revelation 19:9, Revelation 19:10, Revelation 19:11, Revelation 19:11–16, Revelation 19:11–20.15, Revelation 19:12, Revelation 19:13, Revelation 19:14, Revelation 19:15, Revelation 19:16, Revelation 19:17–19, Revelation 19:20, Revelation 19:21, Revelation 20:1–2, Revelation 20:1–10, Revelation 20:3, Revelation 20:4, Revelation 20:5–6, Revelation 20:6, Revelation 20:7–8, Revelation 20:7–10, Revelation 20:8, Revelation 20:9, Revelation 20:10, Revelation 20:11–15, Revelation 20:12, Revelation 20:13, Revelation 20:14, Revelation 21:1, Revelation 21:1–22.9, Revelation 21:2, Revelation 21:3, Revelation 21:4, Revelation 21:6, Revelation 21:7, Revelation 21:8, Revelation 21:9–22.9, Revelation 21:10, Revelation 21:11, Revelation 21:12–14, Revelation 21:15–17, Revelation 21:16, Revelation 21:17, Revelation 21:18, Revelation 21:19, Revelation 21:21, Revelation 21:22, Revelation 21:23, Revelation 21:24–25, Revelation 21:27, Revelation 22:1, Revelation 22:1–2, Revelation 22:2, Revelation 22:3, Revelation 22:4, Revelation 22:5, Revelation 22:6, Revelation 22:6–21, Revelation 22:7, Revelation 22:8–9, Revelation 22:10, Revelation 22:11, Revelation 22:12, Revelation 22:14, Revelation 22:15, Revelation 22:16, Revelation 22:17, Revelation 22:18–19, Revelation 22:20, Revelation 22:21</w:t>
+      </w:r>
+      <w:r/>
+    </w:p>
+    <w:p>
+      <w:r/>
+      <w:r>
+        <w:t xml:space="preserve"> </w:t>
+      </w:r>
+      <w:r/>
+      <w:r/>
+    </w:p>
+    <w:p>
+      <w:pPr>
+        <w:sectPr>
           <w:footnotePr>
             <w:numRestart w:val="eachSect"/>
           </w:footnotePr>

--- a/eng/docx/66.content.docx
+++ b/eng/docx/66.content.docx
@@ -163,13 +163,6 @@
         <w:rPr>
           <w:lang w:val="en_US" w:bidi="en_US"/>
         </w:rPr>
-      </w:r>
-      <w:r>
-        <w:rPr>
-          <w:i/>
-          <w:lang w:val="en_US" w:bidi="en_US"/>
-        </w:rPr>
-        <w:t>Revelation 1:1, Revelation 1:1–11, Revelation 1:2, Revelation 1:3, Revelation 1:4, Revelation 1:4–8, Revelation 1:5, Revelation 1:5–6, Revelation 1:8, Revelation 1:9, Revelation 1:9–11, Revelation 1:10, Revelation 1:11, Revelation 1:12, Revelation 1:12–20, Revelation 1:13, Revelation 1:14, Revelation 1:15, Revelation 1:16, Revelation 1:17, Revelation 1:18, Revelation 1:19, Revelation 1:20, Revelation 2:1, Revelation 2:1–7, Revelation 2:1–3.22, Revelation 2:2–3, Revelation 2:4, Revelation 2:5, Revelation 2:6, Revelation 2:7, Revelation 2:8, Revelation 2:8–11, Revelation 2:9, Revelation 2:10, Revelation 2:11, Revelation 2:12, Revelation 2:12–17, Revelation 2:13, Revelation 2:14–15, Revelation 2:17, Revelation 2:18, Revelation 2:18–29, Revelation 2:19, Revelation 2:20–21, Revelation 2:21, Revelation 2:22–23, Revelation 2:24, Revelation 2:26–28, Revelation 3:1, Revelation 3:1–6, Revelation 3:2–3, Revelation 3:4, Revelation 3:5, Revelation 3:7, Revelation 3:7–13, Revelation 3:8, Revelation 3:9, Revelation 3:10, Revelation 3:11, Revelation 3:12, Revelation 3:14, Revelation 3:14–22, Revelation 3:15–16, Revelation 3:17, Revelation 3:18, Revelation 3:19, Revelation 3:20, Revelation 3:21, Revelation 4:1, Revelation 4:1–11, Revelation 4:1–5.14, Revelation 4:2, Revelation 4:3, Revelation 4:4, Revelation 4:5, Revelation 4:6, Revelation 4:7, Revelation 4:8, Revelation 4:9–11, Revelation 4:11, Revelation 5:1, Revelation 5:1–14, Revelation 5:2–3, Revelation 5:4, Revelation 5:5, Revelation 5:6, Revelation 5:8, Revelation 5:9–10, Revelation 5:10, Revelation 5:11–12, Revelation 5:12, Revelation 5:13, Revelation 5:14, Revelation 6:1–8, Revelation 6:1–8.1, Revelation 6:1–16.21, Revelation 6:2, Revelation 6:3–4, Revelation 6:5–6, Revelation 6:7–8, Revelation 6:9, Revelation 6:9–11, Revelation 6:10, Revelation 6:11, Revelation 6:12–14, Revelation 6:12–17, Revelation 6:15–17, Revelation 7:1–3, Revelation 7:1–8, Revelation 7:1–17, Revelation 7:4–8, Revelation 7:9, Revelation 7:9–17, Revelation 7:10, Revelation 7:11–12, Revelation 7:14, Revelation 7:15, Revelation 7:16–17, Revelation 8:1, Revelation 8:2, Revelation 8:2–6, Revelation 8:2–11.19, Revelation 8:3–4, Revelation 8:5, Revelation 8:7, Revelation 8:7–12, Revelation 8:8–9, Revelation 8:10–11, Revelation 8:12, Revelation 8:13, Revelation 9:1–12, Revelation 9:1–21, Revelation 9:2, Revelation 9:3–4, Revelation 9:5, Revelation 9:7–10, Revelation 9:11, Revelation 9:13–14, Revelation 9:15, Revelation 9:16, Revelation 9:17–19, Revelation 9:20–21, Revelation 10:1, Revelation 10:1–11:14, Revelation 10:2–3, Revelation 10:4, Revelation 10:5–6, Revelation 10:7, Revelation 10:8–10, Revelation 10:11, Revelation 11:1, Revelation 11:1–13, Revelation 11:2–3, Revelation 11:3, Revelation 11:4, Revelation 11:5, Revelation 11:6, Revelation 11:7–8, Revelation 11:8, Revelation 11:9, Revelation 11:10, Revelation 11:11, Revelation 11:12, Revelation 11:13, Revelation 11:15, Revelation 11:15–19, Revelation 11:16–18, Revelation 11:17, Revelation 11:18, Revelation 11:19, Revelation 12:1, Revelation 12:1–17, Revelation 12:1–14.20, Revelation 12:2, Revelation 12:3–4, Revelation 12:5, Revelation 12:6, Revelation 12:7–9, Revelation 12:10–11, Revelation 12:13, Revelation 12:14, Revelation 12:15–16, Revelation 12:17, Revelation 12:18, Revelation 12:18–13.18, Revelation 13:1, Revelation 13:1–10, Revelation 13:2, Revelation 13:3, Revelation 13:5, Revelation 13:5–8, Revelation 13:7, Revelation 13:8, Revelation 13:9–10, Revelation 13:10, Revelation 13:11, Revelation 13:11–18, Revelation 13:12, Revelation 13:12–15, Revelation 13:13–15, Revelation 13:14–15, Revelation 13:16–17, Revelation 13:18, Revelation 14:1, Revelation 14:1–5, Revelation 14:2–3, Revelation 14:4–5, Revelation 14:6–7, Revelation 14:6–13, Revelation 14:8, Revelation 14:9–11, Revelation 14:12, Revelation 14:13, Revelation 14:14, Revelation 14:14–20, Revelation 14:15–18, Revelation 14:18–20, Revelation 15:1, Revelation 15:1–16.21, Revelation 15:2, Revelation 15:3, Revelation 15:3–4, Revelation 15:4, Revelation 15:5–6, Revelation 15:7, Revelation 15:8, Revelation 16:1, Revelation 16:1–21, Revelation 16:2, Revelation 16:3–4, Revelation 16:5–6, Revelation 16:6, Revelation 16:7, Revelation 16:8–9, Revelation 16:10–11, Revelation 16:12, Revelation 16:13–14, Revelation 16:15, Revelation 16:16, Revelation 16:17, Revelation 16:18–20, Revelation 16:21, Revelation 17:1, Revelation 17:1–19.10, Revelation 17:2, Revelation 17:3–4, Revelation 17:5, Revelation 17:6, Revelation 17:7, Revelation 17:8, Revelation 17:8–11, Revelation 17:9, Revelation 17:10–11, Revelation 17:12–13, Revelation 17:14, Revelation 17:15–16, Revelation 17:17, Revelation 18:1, Revelation 18:1–3, Revelation 18:1–24, Revelation 18:2, Revelation 18:3, Revelation 18:4, Revelation 18:4–8, Revelation 18:5, Revelation 18:6, Revelation 18:7, Revelation 18:8, Revelation 18:9–10, Revelation 18:9–19, Revelation 18:10, Revelation 18:11–17, Revelation 18:12–13, Revelation 18:13, Revelation 18:14–17, Revelation 18:17–19, Revelation 18:20, Revelation 18:21, Revelation 18:21–24, Revelation 18:23, Revelation 19:1–2, Revelation 19:1–10, Revelation 19:2, Revelation 19:3, Revelation 19:4, Revelation 19:6–8, Revelation 19:7, Revelation 19:8, Revelation 19:9, Revelation 19:10, Revelation 19:11, Revelation 19:11–16, Revelation 19:11–20.15, Revelation 19:12, Revelation 19:13, Revelation 19:14, Revelation 19:15, Revelation 19:16, Revelation 19:17–19, Revelation 19:20, Revelation 19:21, Revelation 20:1–2, Revelation 20:1–10, Revelation 20:3, Revelation 20:4, Revelation 20:5–6, Revelation 20:6, Revelation 20:7–8, Revelation 20:7–10, Revelation 20:8, Revelation 20:9, Revelation 20:10, Revelation 20:11–15, Revelation 20:12, Revelation 20:13, Revelation 20:14, Revelation 21:1, Revelation 21:1–22.9, Revelation 21:2, Revelation 21:3, Revelation 21:4, Revelation 21:6, Revelation 21:7, Revelation 21:8, Revelation 21:9–22.9, Revelation 21:10, Revelation 21:11, Revelation 21:12–14, Revelation 21:15–17, Revelation 21:16, Revelation 21:17, Revelation 21:18, Revelation 21:19, Revelation 21:21, Revelation 21:22, Revelation 21:23, Revelation 21:24–25, Revelation 21:27, Revelation 22:1, Revelation 22:1–2, Revelation 22:2, Revelation 22:3, Revelation 22:4, Revelation 22:5, Revelation 22:6, Revelation 22:6–21, Revelation 22:7, Revelation 22:8–9, Revelation 22:10, Revelation 22:11, Revelation 22:12, Revelation 22:14, Revelation 22:15, Revelation 22:16, Revelation 22:17, Revelation 22:18–19, Revelation 22:20, Revelation 22:21</w:t>
       </w:r>
       <w:r>
         <w:rPr>

--- a/eng/docx/66.content.docx
+++ b/eng/docx/66.content.docx
@@ -150,19 +150,6 @@
           <w:lang w:val="en_US" w:bidi="en_US"/>
         </w:rPr>
         <w:t>REV</w:t>
-      </w:r>
-      <w:r>
-        <w:rPr>
-          <w:lang w:val="en_US" w:bidi="en_US"/>
-        </w:rPr>
-      </w:r>
-    </w:p>
-    <w:p>
-      <w:pPr/>
-      <w:r>
-        <w:rPr>
-          <w:lang w:val="en_US" w:bidi="en_US"/>
-        </w:rPr>
       </w:r>
       <w:r>
         <w:rPr>

--- a/eng/docx/66.content.docx
+++ b/eng/docx/66.content.docx
@@ -19,7 +19,7 @@
         <w:rPr>
           <w:lang w:val="en_US" w:bidi="en_US"/>
         </w:rPr>
-        <w:t>Resource: Study Notes (Tyndale)</w:t>
+        <w:t>Resource: Tyndale Open Study Notes</w:t>
       </w:r>
       <w:r>
         <w:rPr>
@@ -112,7 +112,7 @@
         <w:rPr>
           <w:lang w:val="en_US" w:bidi="en_US"/>
         </w:rPr>
-        <w:t>Study Notes (Tyndale)</w:t>
+        <w:t>Tyndale Open Study Notes</w:t>
       </w:r>
     </w:p>
     <w:p>

--- a/eng/docx/66.content.docx
+++ b/eng/docx/66.content.docx
@@ -19,7 +19,7 @@
         <w:rPr>
           <w:lang w:val="en_US" w:bidi="en_US"/>
         </w:rPr>
-        <w:t>Resource: Tyndale Open Study Notes</w:t>
+        <w:t>Resource: Aquifer Open Study Notes</w:t>
       </w:r>
       <w:r>
         <w:rPr>
@@ -112,7 +112,7 @@
         <w:rPr>
           <w:lang w:val="en_US" w:bidi="en_US"/>
         </w:rPr>
-        <w:t>Tyndale Open Study Notes</w:t>
+        <w:t>Aquifer Open Study Notes</w:t>
       </w:r>
     </w:p>
     <w:p>
